--- a/EXIT TICKET.docx
+++ b/EXIT TICKET.docx
@@ -8,106 +8,126 @@
         <w:t># EXIT TICKET: LIGJËRATA 1</w:t>
       </w:r>
     </w:p>
+    <w:p>
+      <w:r>
+        <w:t>**Kursi:** Programimi për Pajisje Mobile (2026/2027) • **Kolegji AAB**  </w:t>
+      </w:r>
+    </w:p>
+    <w:p>
+      <w:r>
+        <w:t>**Kohëzgjatja:** 2 Minuta (Dorëzohet para daljes nga salla)</w:t>
+      </w:r>
+    </w:p>
     <w:p/>
     <w:p>
       <w:r>
-        <w:t>**Shkurtesat:** PWA (Progressive Web App – aplikacion web progresiv); MVP (Minimum Viable Product – produkti minimal i përdorshëm).</w:t>
-      </w:r>
-    </w:p>
-    <w:p>
-      <w:r>
-        <w:t xml:space="preserve">**Kursi:** Programimi për Pajisje Mobile (2026/2027) • **Kolegji AAB**  </w:t>
-      </w:r>
-    </w:p>
-    <w:p>
-      <w:r>
-        <w:t>**Kohëzgjatja:** 2 Minuta (Dorëzohet para daljes nga salla)</w:t>
+        <w:t>---</w:t>
       </w:r>
     </w:p>
     <w:p/>
     <w:p>
       <w:r>
+        <w:t xml:space="preserve">**Emri dhe Mbiemri:** </w:t>
+      </w:r>
+      <w:r>
+        <w:t>Blinera Vrellaku</w:t>
+      </w:r>
+    </w:p>
+    <w:p>
+      <w:r>
+        <w:t xml:space="preserve">**ID e Studentit:** </w:t>
+      </w:r>
+      <w:r>
+        <w:t>RE-57026/24</w:t>
+      </w:r>
+    </w:p>
+    <w:p>
+      <w:r>
+        <w:t xml:space="preserve">**Email Zyrtar AAB:** </w:t>
+      </w:r>
+      <w:r>
+        <w:t>blinera.vrellaku</w:t>
+      </w:r>
+      <w:r>
+        <w:t>@universitetiaab.com  </w:t>
+      </w:r>
+    </w:p>
+    <w:p/>
+    <w:p>
+      <w:r>
         <w:t>---</w:t>
       </w:r>
     </w:p>
     <w:p/>
     <w:p>
       <w:r>
-        <w:t xml:space="preserve">**Emri dhe Mbiemri:** Blinera Vrellaku </w:t>
-      </w:r>
-    </w:p>
-    <w:p>
-      <w:r>
-        <w:t xml:space="preserve">**ID e Studentit:** RE-57026/24 </w:t>
-      </w:r>
-    </w:p>
-    <w:p>
-      <w:r>
-        <w:t xml:space="preserve">**Email Zyrtar AAB:**blinera.vrellaku@universitetiaab.com  </w:t>
+        <w:t>### Pyetja 1: Problemi i Vëzhguar</w:t>
+      </w:r>
+    </w:p>
+    <w:p>
+      <w:r>
+        <w:t>*Në 1 fjali: Cili është një problem real i përditshëm në jetën studentore ose në një biznes në</w:t>
+      </w:r>
+    </w:p>
+    <w:p>
+      <w:r>
+        <w:t>Kosovë që mendoni se mund të zgjidhet me një Mobile PWA?*  </w:t>
+      </w:r>
+    </w:p>
+    <w:p>
+      <w:r>
+        <w:t>Klientët e një biznesi tekstili e kanë të vështirë të shohin produktet, madhësitë dhe çmimet pa</w:t>
+      </w:r>
+    </w:p>
+    <w:p>
+      <w:r>
+        <w:t>shkuar fizikisht në dyqan.</w:t>
+      </w:r>
+    </w:p>
+    <w:p>
+      <w:r>
+        <w:t>### Pyetja 2: Përdoruesi me Dhimbje</w:t>
+      </w:r>
+    </w:p>
+    <w:p>
+      <w:r>
+        <w:t>*Kush e përjeton këtë problem më së shumti dhe çfarë bën sot kur ky aplikacion nuk ekziston?*  </w:t>
+      </w:r>
+    </w:p>
+    <w:p>
+      <w:r>
+        <w:t>Klientët e biznesit e përjetojnë më së shumti këtë problem dhe sot duhet të shkojnë në dyqan</w:t>
+      </w:r>
+    </w:p>
+    <w:p>
+      <w:r>
+        <w:t>ose të kontaktojnë biznesin përmes Instagramit apo telefonit për të pyetur për produktet.</w:t>
       </w:r>
     </w:p>
     <w:p/>
     <w:p>
       <w:r>
-        <w:t>---</w:t>
-      </w:r>
-    </w:p>
-    <w:p/>
-    <w:p>
-      <w:r>
-        <w:t>### Pyetja 1: Problemi i Vëzhguar</w:t>
-      </w:r>
-    </w:p>
-    <w:p>
-      <w:r>
-        <w:t xml:space="preserve">*Në 1 fjali: Cili është një problem real i përditshëm në jetën studentore ose në një biznes në Kosovë që mendoni se mund të zgjidhet me një Mobile PWA?*  </w:t>
-      </w:r>
-    </w:p>
-    <w:p>
-      <w:r>
-        <w:t>Shumë studentë kanë vështirësi të gjejnë transport të shpejtë dhe të përshtatshëm për të shkuar në fakultet.</w:t>
-      </w:r>
-    </w:p>
-    <w:p/>
-    <w:p>
-      <w:r>
-        <w:t>### Pyetja 2: Përdoruesi me Dhimbje</w:t>
-      </w:r>
-    </w:p>
-    <w:p>
-      <w:r>
-        <w:t xml:space="preserve">*Kush e përjeton këtë problem më së shumti dhe çfarë bën sot kur ky aplikacion nuk ekziston?*  </w:t>
-      </w:r>
-    </w:p>
-    <w:p>
-      <w:r>
-        <w:t>Studentët që udhëtojnë çdo ditë për në fakultet; zakonisht kërkojnë transport te shokët, në grupe të rrjeteve sociale ose përdorin autobus/taksi.</w:t>
-      </w:r>
-    </w:p>
-    <w:p/>
-    <w:p>
-      <w:r>
         <w:t>### Pyetja 3: Kufizimi i MVP-së (Out of Scope)</w:t>
       </w:r>
     </w:p>
     <w:p>
       <w:r>
-        <w:t xml:space="preserve">*Përmendni NJË veçori që keni dëshirë ta ketë ky aplikacion në të ardhmen, por që ZOTOHENI ta përjashtoni qëllimisht nga MVP-ja e këtij semestri për të mos dështuar me kohën:*  </w:t>
-      </w:r>
-    </w:p>
-    <w:p>
-      <w:r>
-        <w:t>Integrimi i pagesave online dhe rezervimi automatik i vendeve në veturë.</w:t>
-      </w:r>
-    </w:p>
-    <w:p>
-      <w:r>
-        <w:t>---</w:t>
-      </w:r>
-    </w:p>
-    <w:p>
-      <w:r>
-        <w:t>*Dorëzohet në formë fizike te asistenti ose përmes formularit të shpejtë në arbenl.github.io.*</w:t>
+        <w:t>*Përmendni NJË veçori që keni dëshirë ta ketë ky aplikacion në të ardhmen, por që ZOTOHENI ta</w:t>
+      </w:r>
+    </w:p>
+    <w:p>
+      <w:r>
+        <w:t>përjashtoni qëllimisht nga MVP-ja e këtij semestri për të mos dështuar me kohën:*  </w:t>
+      </w:r>
+    </w:p>
+    <w:p>
+      <w:r>
+        <w:t>Provimi virtual i rrobave përmes kamerës  do të përfshihet në një version të ardhshëm, por nuk</w:t>
+      </w:r>
+    </w:p>
+    <w:p>
+      <w:r>
+        <w:t>do të jetë pjesë e versionit fillestar të aplikacionit.</w:t>
       </w:r>
       <w:bookmarkEnd w:id="0"/>
     </w:p>
